--- a/experiments/report_multi_seed/resnet3d_fusion_report_multi_seed.docx
+++ b/experiments/report_multi_seed/resnet3d_fusion_report_multi_seed.docx
@@ -7,12 +7,12 @@
         <w:pStyle w:val="Heading1"/>
       </w:pPr>
       <w:r>
-        <w:t>ResNet3D Multimodal Fusion</w:t>
+        <w:t>Fusion Multimodale ResNet3D</w:t>
       </w:r>
     </w:p>
     <w:p>
       <w:r>
-        <w:t>CN vs AD Classification — Multi-Seed Test Set Results</w:t>
+        <w:t>Classification CN vs MA — Résultats sur l'ensemble de test (multi-seed)</w:t>
       </w:r>
     </w:p>
     <w:p>
@@ -20,12 +20,12 @@
         <w:pStyle w:val="Heading2"/>
       </w:pPr>
       <w:r>
-        <w:t>Dataset</w:t>
+        <w:t>Jeu de données</w:t>
       </w:r>
     </w:p>
     <w:p>
       <w:r>
-        <w:t>Combined trajectory dataset (ADNI + OASIS + NACC)</w:t>
+        <w:t>Jeu de données combiné de trajectoire (ADNI + OASIS + NACC)</w:t>
       </w:r>
     </w:p>
     <w:p>
@@ -33,7 +33,7 @@
         <w:pStyle w:val="ListBullet"/>
       </w:pPr>
       <w:r>
-        <w:t>Train: 4,245 / Val: 910 / Test: 910 samples (78% CN / 22% AD)</w:t>
+        <w:t>Train : 4 245 / Val : 910 / Test : 910 échantillons (78% CN / 22% MA)</w:t>
       </w:r>
     </w:p>
     <w:p>
@@ -41,7 +41,7 @@
         <w:pStyle w:val="ListBullet"/>
       </w:pPr>
       <w:r>
-        <w:t>16 tabular features: demographics, cognitive tests, medical history</w:t>
+        <w:t>16 variables tabulaires : démographiques, tests cognitifs, antécédents médicaux</w:t>
       </w:r>
     </w:p>
     <w:p>
@@ -49,7 +49,7 @@
         <w:pStyle w:val="ListBullet"/>
       </w:pPr>
       <w:r>
-        <w:t>MRI: 3D brain volumes (128 × 128 × 128)</w:t>
+        <w:t>IRM : volumes cérébraux 3D (128 × 128 × 128)</w:t>
       </w:r>
     </w:p>
     <w:p>
@@ -57,7 +57,7 @@
         <w:pStyle w:val="Heading2"/>
       </w:pPr>
       <w:r>
-        <w:t>Backbone: ResNet3D</w:t>
+        <w:t>Backbone : ResNet3D</w:t>
       </w:r>
     </w:p>
     <w:p>
@@ -65,7 +65,7 @@
         <w:pStyle w:val="ListBullet"/>
       </w:pPr>
       <w:r>
-        <w:t>MONAI ResNet50 3D pretrained on 23 medical imaging datasets (MedicalNet). Outputs 2048-dimensional feature vectors from 3D MRI volumes.</w:t>
+        <w:t>MONAI ResNet50 3D pré-entraîné sur 23 jeux de données d'imagerie médicale (MedicalNet). Produit des vecteurs de caractéristiques de dimension 2048 à partir de volumes IRM 3D.</w:t>
       </w:r>
     </w:p>
     <w:p>
@@ -73,7 +73,7 @@
         <w:pStyle w:val="ListBullet"/>
       </w:pPr>
       <w:r>
-        <w:t>Fine-tuning: backbone frozen for 3 first epochs, then unfrozen with differential learning rate (backbone 10x lower). Mixed precision (AMP).</w:t>
+        <w:t>Fine-tuning : backbone gelé pendant les 3 premières époques, puis dégelé avec taux d'apprentissage différentiel (backbone 10x plus faible). Précision mixte (AMP).</w:t>
       </w:r>
     </w:p>
     <w:p>
@@ -81,7 +81,7 @@
         <w:pStyle w:val="Heading2"/>
       </w:pPr>
       <w:r>
-        <w:t>Fusion Strategies</w:t>
+        <w:t>Stratégies de fusion</w:t>
       </w:r>
     </w:p>
     <w:p>
@@ -89,12 +89,12 @@
         <w:pStyle w:val="Heading3"/>
       </w:pPr>
       <w:r>
-        <w:t>1. Early Fusion: ResNet3D + MLP</w:t>
+        <w:t>1. Fusion précoce : ResNet3D + MLP</w:t>
       </w:r>
     </w:p>
     <w:p>
       <w:r>
-        <w:t>Both modalities are encoded into feature vectors, concatenated, and fed to a joint MLP classifier. The entire model is trained end-to-end.</w:t>
+        <w:t>Les deux modalités sont encodées en vecteurs de caractéristiques, concaténés, puis alimentés à un classifieur MLP conjoint. Le modèle entier est entraîné de bout en bout.</w:t>
       </w:r>
     </w:p>
     <w:p>
@@ -102,7 +102,7 @@
         <w:pStyle w:val="ListBullet"/>
       </w:pPr>
       <w:r>
-        <w:t>MRI branch: ResNet3D (MedicalNet) → 2048-d features</w:t>
+        <w:t>Branche IRM : ResNet3D (MedicalNet) → 2048 dimensions</w:t>
       </w:r>
     </w:p>
     <w:p>
@@ -110,7 +110,7 @@
         <w:pStyle w:val="ListBullet"/>
       </w:pPr>
       <w:r>
-        <w:t>Tabular branch: MLP encoder [64, 32] with LayerNorm</w:t>
+        <w:t>Branche tabulaire : encodeur MLP [64, 32] avec LayerNorm</w:t>
       </w:r>
     </w:p>
     <w:p>
@@ -118,7 +118,7 @@
         <w:pStyle w:val="ListBullet"/>
       </w:pPr>
       <w:r>
-        <w:t>Fusion: concatenation (2080-d) → MLP [256, 128] → classification</w:t>
+        <w:t>Fusion : concaténation (2080-d) → MLP [256, 128] → classification</w:t>
       </w:r>
     </w:p>
     <w:p>
@@ -126,12 +126,12 @@
         <w:pStyle w:val="Heading3"/>
       </w:pPr>
       <w:r>
-        <w:t>2. Early Fusion: ResNet3D embeddings + XGBoost</w:t>
+        <w:t>2. Fusion précoce : embeddings ResNet3D + XGBoost</w:t>
       </w:r>
     </w:p>
     <w:p>
       <w:r>
-        <w:t>ResNet3D is first fine-tuned on MRI classification. Then, 2048-d embeddings are extracted and concatenated with 16 tabular features. A single XGBoost model is trained on the combined 2064-d feature vector.</w:t>
+        <w:t>Le ResNet3D est d'abord fine-tuné sur la classification IRM. Ensuite, les embeddings de dimension 2048 sont extraits et concaténés avec les 16 variables tabulaires. Un modèle XGBoost unique est entraîné sur le vecteur combiné de 2064 dimensions.</w:t>
       </w:r>
     </w:p>
     <w:p>
@@ -139,7 +139,7 @@
         <w:pStyle w:val="ListBullet"/>
       </w:pPr>
       <w:r>
-        <w:t>Phase 1: Fine-tune ResNet3D with linear head (30 epochs)</w:t>
+        <w:t>Phase 1 : fine-tuning du ResNet3D avec tête linéaire (30 époques)</w:t>
       </w:r>
     </w:p>
     <w:p>
@@ -147,7 +147,7 @@
         <w:pStyle w:val="ListBullet"/>
       </w:pPr>
       <w:r>
-        <w:t>Phase 2: Extract 2048-d embeddings + 16 tabular features → XGBoost</w:t>
+        <w:t>Phase 2 : extraction des embeddings 2048-d + 16 variables tabulaires → XGBoost</w:t>
       </w:r>
     </w:p>
     <w:p>
@@ -155,12 +155,12 @@
         <w:pStyle w:val="Heading3"/>
       </w:pPr>
       <w:r>
-        <w:t>3. Late Fusion: Separate predictions + probability combination</w:t>
+        <w:t>3. Fusion tardive : prédictions séparées + combinaison de probabilités</w:t>
       </w:r>
     </w:p>
     <w:p>
       <w:r>
-        <w:t>Each modality makes its own independent prediction. The MRI branch (fine-tuned ResNet3D with linear head) produces P(AD|MRI), and the tabular branch (MLP or XGBoost) produces P(AD|tabular). The two probabilities are combined via:</w:t>
+        <w:t>Chaque modalité produit sa propre prédiction indépendante. La branche IRM (ResNet3D fine-tuné avec tête linéaire) produit P(MA|IRM), et la branche tabulaire (MLP ou XGBoost) produit P(MA|tabulaire). Les deux probabilités sont combinées via :</w:t>
       </w:r>
     </w:p>
     <w:p>
@@ -168,7 +168,7 @@
         <w:pStyle w:val="ListBullet"/>
       </w:pPr>
       <w:r>
-        <w:t>Average: simple mean of probabilities</w:t>
+        <w:t>Moyenne : moyenne simple des probabilités</w:t>
       </w:r>
     </w:p>
     <w:p>
@@ -176,7 +176,7 @@
         <w:pStyle w:val="ListBullet"/>
       </w:pPr>
       <w:r>
-        <w:t>Weighted average: weights optimized on validation set</w:t>
+        <w:t>Moyenne pondérée : poids optimisés sur l'ensemble de validation</w:t>
       </w:r>
     </w:p>
     <w:p>
@@ -184,7 +184,7 @@
         <w:pStyle w:val="ListBullet"/>
       </w:pPr>
       <w:r>
-        <w:t>Stacking: Logistic Regression trained on both branch probabilities</w:t>
+        <w:t>Stacking : régression logistique entraînée sur les probabilités des deux branches</w:t>
       </w:r>
     </w:p>
     <w:p>
@@ -192,7 +192,7 @@
         <w:pStyle w:val="Heading2"/>
       </w:pPr>
       <w:r>
-        <w:t>Results</w:t>
+        <w:t>Résultats</w:t>
       </w:r>
     </w:p>
     <w:p>
@@ -233,7 +233,7 @@
     </w:p>
     <w:p>
       <w:r>
-        <w:t>Figure: AUC and Balanced Accuracy distribution across seeds.</w:t>
+        <w:t>Figure : Distribution de l'AUC et de la Balanced Accuracy sur les différents seeds.</w:t>
       </w:r>
     </w:p>
     <w:p>
@@ -274,12 +274,12 @@
     </w:p>
     <w:p>
       <w:r>
-        <w:t>Figure: ROC curves (mean ± std) across all methods.</w:t>
+        <w:t>Figure : Courbes ROC (moyenne ± écart-type) pour toutes les méthodes.</w:t>
       </w:r>
     </w:p>
     <w:p>
       <w:r>
-        <w:t>Table: Test set results for all ResNet3D multimodal fusion methods (mean ± std). N = number of seeds. Bold values indicate best performance per metric.</w:t>
+        <w:t>Tableau : Résultats sur l'ensemble de test pour toutes les méthodes de fusion multimodale ResNet3D (moyenne ± écart-type sur 5 seeds). Les valeurs en gras indiquent la meilleure performance par métrique. Les méthodes marquées d'un * n'ont qu'un seul seed (entraînement en cours).</w:t>
       </w:r>
     </w:p>
     <w:tbl>
@@ -290,19 +290,18 @@
         <w:tblLook w:firstColumn="1" w:firstRow="1" w:lastColumn="0" w:lastRow="0" w:noHBand="0" w:noVBand="1" w:val="04A0"/>
       </w:tblPr>
       <w:tblGrid>
-        <w:gridCol w:w="1080"/>
-        <w:gridCol w:w="1080"/>
-        <w:gridCol w:w="1080"/>
-        <w:gridCol w:w="1080"/>
-        <w:gridCol w:w="1080"/>
-        <w:gridCol w:w="1080"/>
-        <w:gridCol w:w="1080"/>
-        <w:gridCol w:w="1080"/>
+        <w:gridCol w:w="1234"/>
+        <w:gridCol w:w="1234"/>
+        <w:gridCol w:w="1234"/>
+        <w:gridCol w:w="1234"/>
+        <w:gridCol w:w="1234"/>
+        <w:gridCol w:w="1234"/>
+        <w:gridCol w:w="1234"/>
       </w:tblGrid>
       <w:tr>
         <w:tc>
           <w:tcPr>
-            <w:tcW w:type="dxa" w:w="1080"/>
+            <w:tcW w:type="dxa" w:w="1234"/>
           </w:tcPr>
           <w:p>
             <w:pPr>
@@ -315,13 +314,13 @@
                 <w:b/>
                 <w:sz w:val="16"/>
               </w:rPr>
-              <w:t>Method</w:t>
+              <w:t>Méthode</w:t>
             </w:r>
           </w:p>
         </w:tc>
         <w:tc>
           <w:tcPr>
-            <w:tcW w:type="dxa" w:w="1080"/>
+            <w:tcW w:type="dxa" w:w="1234"/>
           </w:tcPr>
           <w:p>
             <w:pPr>
@@ -340,26 +339,7 @@
         </w:tc>
         <w:tc>
           <w:tcPr>
-            <w:tcW w:type="dxa" w:w="1080"/>
-          </w:tcPr>
-          <w:p>
-            <w:pPr>
-              <w:jc w:val="center"/>
-            </w:pPr>
-            <w:r/>
-            <w:r>
-              <w:rPr>
-                <w:rFonts w:ascii="Calibri" w:hAnsi="Calibri"/>
-                <w:b/>
-                <w:sz w:val="16"/>
-              </w:rPr>
-              <w:t>N</w:t>
-            </w:r>
-          </w:p>
-        </w:tc>
-        <w:tc>
-          <w:tcPr>
-            <w:tcW w:type="dxa" w:w="1080"/>
+            <w:tcW w:type="dxa" w:w="1234"/>
           </w:tcPr>
           <w:p>
             <w:pPr>
@@ -378,7 +358,7 @@
         </w:tc>
         <w:tc>
           <w:tcPr>
-            <w:tcW w:type="dxa" w:w="1080"/>
+            <w:tcW w:type="dxa" w:w="1234"/>
           </w:tcPr>
           <w:p>
             <w:pPr>
@@ -397,7 +377,7 @@
         </w:tc>
         <w:tc>
           <w:tcPr>
-            <w:tcW w:type="dxa" w:w="1080"/>
+            <w:tcW w:type="dxa" w:w="1234"/>
           </w:tcPr>
           <w:p>
             <w:pPr>
@@ -416,7 +396,7 @@
         </w:tc>
         <w:tc>
           <w:tcPr>
-            <w:tcW w:type="dxa" w:w="1080"/>
+            <w:tcW w:type="dxa" w:w="1234"/>
           </w:tcPr>
           <w:p>
             <w:pPr>
@@ -435,7 +415,7 @@
         </w:tc>
         <w:tc>
           <w:tcPr>
-            <w:tcW w:type="dxa" w:w="1080"/>
+            <w:tcW w:type="dxa" w:w="1234"/>
           </w:tcPr>
           <w:p>
             <w:pPr>
@@ -456,7 +436,7 @@
       <w:tr>
         <w:tc>
           <w:tcPr>
-            <w:tcW w:type="dxa" w:w="1080"/>
+            <w:tcW w:type="dxa" w:w="1234"/>
           </w:tcPr>
           <w:p>
             <w:pPr>
@@ -469,13 +449,13 @@
                 <w:b w:val="0"/>
                 <w:sz w:val="16"/>
               </w:rPr>
-              <w:t>MRI only (ResNet3D)</w:t>
+              <w:t>IRM seule (ResNet3D)</w:t>
             </w:r>
           </w:p>
         </w:tc>
         <w:tc>
           <w:tcPr>
-            <w:tcW w:type="dxa" w:w="1080"/>
+            <w:tcW w:type="dxa" w:w="1234"/>
           </w:tcPr>
           <w:p>
             <w:pPr>
@@ -494,26 +474,7 @@
         </w:tc>
         <w:tc>
           <w:tcPr>
-            <w:tcW w:type="dxa" w:w="1080"/>
-          </w:tcPr>
-          <w:p>
-            <w:pPr>
-              <w:jc w:val="center"/>
-            </w:pPr>
-            <w:r/>
-            <w:r>
-              <w:rPr>
-                <w:rFonts w:ascii="Calibri" w:hAnsi="Calibri"/>
-                <w:b w:val="0"/>
-                <w:sz w:val="16"/>
-              </w:rPr>
-              <w:t>5</w:t>
-            </w:r>
-          </w:p>
-        </w:tc>
-        <w:tc>
-          <w:tcPr>
-            <w:tcW w:type="dxa" w:w="1080"/>
+            <w:tcW w:type="dxa" w:w="1234"/>
           </w:tcPr>
           <w:p>
             <w:pPr>
@@ -532,7 +493,7 @@
         </w:tc>
         <w:tc>
           <w:tcPr>
-            <w:tcW w:type="dxa" w:w="1080"/>
+            <w:tcW w:type="dxa" w:w="1234"/>
           </w:tcPr>
           <w:p>
             <w:pPr>
@@ -551,7 +512,7 @@
         </w:tc>
         <w:tc>
           <w:tcPr>
-            <w:tcW w:type="dxa" w:w="1080"/>
+            <w:tcW w:type="dxa" w:w="1234"/>
           </w:tcPr>
           <w:p>
             <w:pPr>
@@ -570,7 +531,7 @@
         </w:tc>
         <w:tc>
           <w:tcPr>
-            <w:tcW w:type="dxa" w:w="1080"/>
+            <w:tcW w:type="dxa" w:w="1234"/>
           </w:tcPr>
           <w:p>
             <w:pPr>
@@ -589,7 +550,7 @@
         </w:tc>
         <w:tc>
           <w:tcPr>
-            <w:tcW w:type="dxa" w:w="1080"/>
+            <w:tcW w:type="dxa" w:w="1234"/>
           </w:tcPr>
           <w:p>
             <w:pPr>
@@ -610,7 +571,7 @@
       <w:tr>
         <w:tc>
           <w:tcPr>
-            <w:tcW w:type="dxa" w:w="1080"/>
+            <w:tcW w:type="dxa" w:w="1234"/>
           </w:tcPr>
           <w:p>
             <w:pPr>
@@ -623,13 +584,13 @@
                 <w:b w:val="0"/>
                 <w:sz w:val="16"/>
               </w:rPr>
-              <w:t>MRI only (ResNet3D)</w:t>
+              <w:t>IRM seule (ResNet3D) (1 seed)*</w:t>
             </w:r>
           </w:p>
         </w:tc>
         <w:tc>
           <w:tcPr>
-            <w:tcW w:type="dxa" w:w="1080"/>
+            <w:tcW w:type="dxa" w:w="1234"/>
           </w:tcPr>
           <w:p>
             <w:pPr>
@@ -648,7 +609,7 @@
         </w:tc>
         <w:tc>
           <w:tcPr>
-            <w:tcW w:type="dxa" w:w="1080"/>
+            <w:tcW w:type="dxa" w:w="1234"/>
           </w:tcPr>
           <w:p>
             <w:pPr>
@@ -661,13 +622,13 @@
                 <w:b w:val="0"/>
                 <w:sz w:val="16"/>
               </w:rPr>
-              <w:t>1</w:t>
+              <w:t>86.3*</w:t>
             </w:r>
           </w:p>
         </w:tc>
         <w:tc>
           <w:tcPr>
-            <w:tcW w:type="dxa" w:w="1080"/>
+            <w:tcW w:type="dxa" w:w="1234"/>
           </w:tcPr>
           <w:p>
             <w:pPr>
@@ -680,13 +641,13 @@
                 <w:b w:val="0"/>
                 <w:sz w:val="16"/>
               </w:rPr>
-              <w:t>86.3</w:t>
+              <w:t>80.5*</w:t>
             </w:r>
           </w:p>
         </w:tc>
         <w:tc>
           <w:tcPr>
-            <w:tcW w:type="dxa" w:w="1080"/>
+            <w:tcW w:type="dxa" w:w="1234"/>
           </w:tcPr>
           <w:p>
             <w:pPr>
@@ -699,13 +660,13 @@
                 <w:b w:val="0"/>
                 <w:sz w:val="16"/>
               </w:rPr>
-              <w:t>80.5</w:t>
+              <w:t>70.2*</w:t>
             </w:r>
           </w:p>
         </w:tc>
         <w:tc>
           <w:tcPr>
-            <w:tcW w:type="dxa" w:w="1080"/>
+            <w:tcW w:type="dxa" w:w="1234"/>
           </w:tcPr>
           <w:p>
             <w:pPr>
@@ -718,13 +679,13 @@
                 <w:b w:val="0"/>
                 <w:sz w:val="16"/>
               </w:rPr>
-              <w:t>70.2</w:t>
+              <w:t>90.7*</w:t>
             </w:r>
           </w:p>
         </w:tc>
         <w:tc>
           <w:tcPr>
-            <w:tcW w:type="dxa" w:w="1080"/>
+            <w:tcW w:type="dxa" w:w="1234"/>
           </w:tcPr>
           <w:p>
             <w:pPr>
@@ -737,13 +698,15 @@
                 <w:b w:val="0"/>
                 <w:sz w:val="16"/>
               </w:rPr>
-              <w:t>90.7</w:t>
+              <w:t>0.887*</w:t>
             </w:r>
           </w:p>
         </w:tc>
+      </w:tr>
+      <w:tr>
         <w:tc>
           <w:tcPr>
-            <w:tcW w:type="dxa" w:w="1080"/>
+            <w:tcW w:type="dxa" w:w="1234"/>
           </w:tcPr>
           <w:p>
             <w:pPr>
@@ -756,34 +719,13 @@
                 <w:b w:val="0"/>
                 <w:sz w:val="16"/>
               </w:rPr>
-              <w:t>0.887</w:t>
-            </w:r>
-          </w:p>
-        </w:tc>
-      </w:tr>
-      <w:tr>
-        <w:tc>
-          <w:tcPr>
-            <w:tcW w:type="dxa" w:w="1080"/>
-          </w:tcPr>
-          <w:p>
-            <w:pPr>
-              <w:jc w:val="center"/>
-            </w:pPr>
-            <w:r/>
-            <w:r>
-              <w:rPr>
-                <w:rFonts w:ascii="Calibri" w:hAnsi="Calibri"/>
-                <w:b w:val="0"/>
-                <w:sz w:val="16"/>
-              </w:rPr>
-              <w:t>Tabular only (XGBoost)</w:t>
+              <w:t>Tabulaire seul (XGBoost)</w:t>
             </w:r>
           </w:p>
         </w:tc>
         <w:tc>
           <w:tcPr>
-            <w:tcW w:type="dxa" w:w="1080"/>
+            <w:tcW w:type="dxa" w:w="1234"/>
           </w:tcPr>
           <w:p>
             <w:pPr>
@@ -802,26 +744,7 @@
         </w:tc>
         <w:tc>
           <w:tcPr>
-            <w:tcW w:type="dxa" w:w="1080"/>
-          </w:tcPr>
-          <w:p>
-            <w:pPr>
-              <w:jc w:val="center"/>
-            </w:pPr>
-            <w:r/>
-            <w:r>
-              <w:rPr>
-                <w:rFonts w:ascii="Calibri" w:hAnsi="Calibri"/>
-                <w:b w:val="0"/>
-                <w:sz w:val="16"/>
-              </w:rPr>
-              <w:t>5</w:t>
-            </w:r>
-          </w:p>
-        </w:tc>
-        <w:tc>
-          <w:tcPr>
-            <w:tcW w:type="dxa" w:w="1080"/>
+            <w:tcW w:type="dxa" w:w="1234"/>
           </w:tcPr>
           <w:p>
             <w:pPr>
@@ -840,7 +763,7 @@
         </w:tc>
         <w:tc>
           <w:tcPr>
-            <w:tcW w:type="dxa" w:w="1080"/>
+            <w:tcW w:type="dxa" w:w="1234"/>
           </w:tcPr>
           <w:p>
             <w:pPr>
@@ -859,7 +782,7 @@
         </w:tc>
         <w:tc>
           <w:tcPr>
-            <w:tcW w:type="dxa" w:w="1080"/>
+            <w:tcW w:type="dxa" w:w="1234"/>
           </w:tcPr>
           <w:p>
             <w:pPr>
@@ -878,7 +801,7 @@
         </w:tc>
         <w:tc>
           <w:tcPr>
-            <w:tcW w:type="dxa" w:w="1080"/>
+            <w:tcW w:type="dxa" w:w="1234"/>
           </w:tcPr>
           <w:p>
             <w:pPr>
@@ -897,7 +820,7 @@
         </w:tc>
         <w:tc>
           <w:tcPr>
-            <w:tcW w:type="dxa" w:w="1080"/>
+            <w:tcW w:type="dxa" w:w="1234"/>
           </w:tcPr>
           <w:p>
             <w:pPr>
@@ -918,7 +841,7 @@
       <w:tr>
         <w:tc>
           <w:tcPr>
-            <w:tcW w:type="dxa" w:w="1080"/>
+            <w:tcW w:type="dxa" w:w="1234"/>
           </w:tcPr>
           <w:p>
             <w:pPr>
@@ -931,13 +854,13 @@
                 <w:b w:val="0"/>
                 <w:sz w:val="16"/>
               </w:rPr>
-              <w:t>Tabular only (MLP)</w:t>
+              <w:t>Tabulaire seul (MLP) (1 seed)*</w:t>
             </w:r>
           </w:p>
         </w:tc>
         <w:tc>
           <w:tcPr>
-            <w:tcW w:type="dxa" w:w="1080"/>
+            <w:tcW w:type="dxa" w:w="1234"/>
           </w:tcPr>
           <w:p>
             <w:pPr>
@@ -956,7 +879,7 @@
         </w:tc>
         <w:tc>
           <w:tcPr>
-            <w:tcW w:type="dxa" w:w="1080"/>
+            <w:tcW w:type="dxa" w:w="1234"/>
           </w:tcPr>
           <w:p>
             <w:pPr>
@@ -969,13 +892,13 @@
                 <w:b w:val="0"/>
                 <w:sz w:val="16"/>
               </w:rPr>
-              <w:t>1</w:t>
+              <w:t>83.8*</w:t>
             </w:r>
           </w:p>
         </w:tc>
         <w:tc>
           <w:tcPr>
-            <w:tcW w:type="dxa" w:w="1080"/>
+            <w:tcW w:type="dxa" w:w="1234"/>
           </w:tcPr>
           <w:p>
             <w:pPr>
@@ -988,13 +911,13 @@
                 <w:b w:val="0"/>
                 <w:sz w:val="16"/>
               </w:rPr>
-              <w:t>83.8</w:t>
+              <w:t>84.9*</w:t>
             </w:r>
           </w:p>
         </w:tc>
         <w:tc>
           <w:tcPr>
-            <w:tcW w:type="dxa" w:w="1080"/>
+            <w:tcW w:type="dxa" w:w="1234"/>
           </w:tcPr>
           <w:p>
             <w:pPr>
@@ -1007,13 +930,13 @@
                 <w:b w:val="0"/>
                 <w:sz w:val="16"/>
               </w:rPr>
-              <w:t>84.9</w:t>
+              <w:t>86.9*</w:t>
             </w:r>
           </w:p>
         </w:tc>
         <w:tc>
           <w:tcPr>
-            <w:tcW w:type="dxa" w:w="1080"/>
+            <w:tcW w:type="dxa" w:w="1234"/>
           </w:tcPr>
           <w:p>
             <w:pPr>
@@ -1026,13 +949,13 @@
                 <w:b w:val="0"/>
                 <w:sz w:val="16"/>
               </w:rPr>
-              <w:t>86.9</w:t>
+              <w:t>83.0*</w:t>
             </w:r>
           </w:p>
         </w:tc>
         <w:tc>
           <w:tcPr>
-            <w:tcW w:type="dxa" w:w="1080"/>
+            <w:tcW w:type="dxa" w:w="1234"/>
           </w:tcPr>
           <w:p>
             <w:pPr>
@@ -1045,26 +968,7 @@
                 <w:b w:val="0"/>
                 <w:sz w:val="16"/>
               </w:rPr>
-              <w:t>83.0</w:t>
-            </w:r>
-          </w:p>
-        </w:tc>
-        <w:tc>
-          <w:tcPr>
-            <w:tcW w:type="dxa" w:w="1080"/>
-          </w:tcPr>
-          <w:p>
-            <w:pPr>
-              <w:jc w:val="center"/>
-            </w:pPr>
-            <w:r/>
-            <w:r>
-              <w:rPr>
-                <w:rFonts w:ascii="Calibri" w:hAnsi="Calibri"/>
-                <w:b w:val="0"/>
-                <w:sz w:val="16"/>
-              </w:rPr>
-              <w:t>0.932</w:t>
+              <w:t>0.932*</w:t>
             </w:r>
           </w:p>
         </w:tc>
@@ -1072,7 +976,7 @@
       <w:tr>
         <w:tc>
           <w:tcPr>
-            <w:tcW w:type="dxa" w:w="1080"/>
+            <w:tcW w:type="dxa" w:w="1234"/>
           </w:tcPr>
           <w:p>
             <w:pPr>
@@ -1091,7 +995,7 @@
         </w:tc>
         <w:tc>
           <w:tcPr>
-            <w:tcW w:type="dxa" w:w="1080"/>
+            <w:tcW w:type="dxa" w:w="1234"/>
           </w:tcPr>
           <w:p>
             <w:pPr>
@@ -1110,26 +1014,7 @@
         </w:tc>
         <w:tc>
           <w:tcPr>
-            <w:tcW w:type="dxa" w:w="1080"/>
-          </w:tcPr>
-          <w:p>
-            <w:pPr>
-              <w:jc w:val="center"/>
-            </w:pPr>
-            <w:r/>
-            <w:r>
-              <w:rPr>
-                <w:rFonts w:ascii="Calibri" w:hAnsi="Calibri"/>
-                <w:b w:val="0"/>
-                <w:sz w:val="16"/>
-              </w:rPr>
-              <w:t>5</w:t>
-            </w:r>
-          </w:p>
-        </w:tc>
-        <w:tc>
-          <w:tcPr>
-            <w:tcW w:type="dxa" w:w="1080"/>
+            <w:tcW w:type="dxa" w:w="1234"/>
           </w:tcPr>
           <w:p>
             <w:pPr>
@@ -1148,7 +1033,7 @@
         </w:tc>
         <w:tc>
           <w:tcPr>
-            <w:tcW w:type="dxa" w:w="1080"/>
+            <w:tcW w:type="dxa" w:w="1234"/>
           </w:tcPr>
           <w:p>
             <w:pPr>
@@ -1167,7 +1052,7 @@
         </w:tc>
         <w:tc>
           <w:tcPr>
-            <w:tcW w:type="dxa" w:w="1080"/>
+            <w:tcW w:type="dxa" w:w="1234"/>
           </w:tcPr>
           <w:p>
             <w:pPr>
@@ -1177,7 +1062,7 @@
             <w:r>
               <w:rPr>
                 <w:rFonts w:ascii="Calibri" w:hAnsi="Calibri"/>
-                <w:b w:val="0"/>
+                <w:b/>
                 <w:sz w:val="16"/>
               </w:rPr>
               <w:t>84.0 ± 1.7</w:t>
@@ -1186,7 +1071,7 @@
         </w:tc>
         <w:tc>
           <w:tcPr>
-            <w:tcW w:type="dxa" w:w="1080"/>
+            <w:tcW w:type="dxa" w:w="1234"/>
           </w:tcPr>
           <w:p>
             <w:pPr>
@@ -1205,7 +1090,7 @@
         </w:tc>
         <w:tc>
           <w:tcPr>
-            <w:tcW w:type="dxa" w:w="1080"/>
+            <w:tcW w:type="dxa" w:w="1234"/>
           </w:tcPr>
           <w:p>
             <w:pPr>
@@ -1226,7 +1111,7 @@
       <w:tr>
         <w:tc>
           <w:tcPr>
-            <w:tcW w:type="dxa" w:w="1080"/>
+            <w:tcW w:type="dxa" w:w="1234"/>
           </w:tcPr>
           <w:p>
             <w:pPr>
@@ -1245,7 +1130,7 @@
         </w:tc>
         <w:tc>
           <w:tcPr>
-            <w:tcW w:type="dxa" w:w="1080"/>
+            <w:tcW w:type="dxa" w:w="1234"/>
           </w:tcPr>
           <w:p>
             <w:pPr>
@@ -1264,26 +1149,7 @@
         </w:tc>
         <w:tc>
           <w:tcPr>
-            <w:tcW w:type="dxa" w:w="1080"/>
-          </w:tcPr>
-          <w:p>
-            <w:pPr>
-              <w:jc w:val="center"/>
-            </w:pPr>
-            <w:r/>
-            <w:r>
-              <w:rPr>
-                <w:rFonts w:ascii="Calibri" w:hAnsi="Calibri"/>
-                <w:b w:val="0"/>
-                <w:sz w:val="16"/>
-              </w:rPr>
-              <w:t>9</w:t>
-            </w:r>
-          </w:p>
-        </w:tc>
-        <w:tc>
-          <w:tcPr>
-            <w:tcW w:type="dxa" w:w="1080"/>
+            <w:tcW w:type="dxa" w:w="1234"/>
           </w:tcPr>
           <w:p>
             <w:pPr>
@@ -1302,7 +1168,7 @@
         </w:tc>
         <w:tc>
           <w:tcPr>
-            <w:tcW w:type="dxa" w:w="1080"/>
+            <w:tcW w:type="dxa" w:w="1234"/>
           </w:tcPr>
           <w:p>
             <w:pPr>
@@ -1321,7 +1187,7 @@
         </w:tc>
         <w:tc>
           <w:tcPr>
-            <w:tcW w:type="dxa" w:w="1080"/>
+            <w:tcW w:type="dxa" w:w="1234"/>
           </w:tcPr>
           <w:p>
             <w:pPr>
@@ -1340,7 +1206,7 @@
         </w:tc>
         <w:tc>
           <w:tcPr>
-            <w:tcW w:type="dxa" w:w="1080"/>
+            <w:tcW w:type="dxa" w:w="1234"/>
           </w:tcPr>
           <w:p>
             <w:pPr>
@@ -1359,7 +1225,7 @@
         </w:tc>
         <w:tc>
           <w:tcPr>
-            <w:tcW w:type="dxa" w:w="1080"/>
+            <w:tcW w:type="dxa" w:w="1234"/>
           </w:tcPr>
           <w:p>
             <w:pPr>
@@ -1380,7 +1246,7 @@
       <w:tr>
         <w:tc>
           <w:tcPr>
-            <w:tcW w:type="dxa" w:w="1080"/>
+            <w:tcW w:type="dxa" w:w="1234"/>
           </w:tcPr>
           <w:p>
             <w:pPr>
@@ -1393,13 +1259,13 @@
                 <w:b w:val="0"/>
                 <w:sz w:val="16"/>
               </w:rPr>
-              <w:t>ResNet3D + XGBoost (Avg)</w:t>
+              <w:t>ResNet3D + XGBoost (Moy.)</w:t>
             </w:r>
           </w:p>
         </w:tc>
         <w:tc>
           <w:tcPr>
-            <w:tcW w:type="dxa" w:w="1080"/>
+            <w:tcW w:type="dxa" w:w="1234"/>
           </w:tcPr>
           <w:p>
             <w:pPr>
@@ -1418,26 +1284,7 @@
         </w:tc>
         <w:tc>
           <w:tcPr>
-            <w:tcW w:type="dxa" w:w="1080"/>
-          </w:tcPr>
-          <w:p>
-            <w:pPr>
-              <w:jc w:val="center"/>
-            </w:pPr>
-            <w:r/>
-            <w:r>
-              <w:rPr>
-                <w:rFonts w:ascii="Calibri" w:hAnsi="Calibri"/>
-                <w:b w:val="0"/>
-                <w:sz w:val="16"/>
-              </w:rPr>
-              <w:t>5</w:t>
-            </w:r>
-          </w:p>
-        </w:tc>
-        <w:tc>
-          <w:tcPr>
-            <w:tcW w:type="dxa" w:w="1080"/>
+            <w:tcW w:type="dxa" w:w="1234"/>
           </w:tcPr>
           <w:p>
             <w:pPr>
@@ -1456,7 +1303,7 @@
         </w:tc>
         <w:tc>
           <w:tcPr>
-            <w:tcW w:type="dxa" w:w="1080"/>
+            <w:tcW w:type="dxa" w:w="1234"/>
           </w:tcPr>
           <w:p>
             <w:pPr>
@@ -1475,7 +1322,7 @@
         </w:tc>
         <w:tc>
           <w:tcPr>
-            <w:tcW w:type="dxa" w:w="1080"/>
+            <w:tcW w:type="dxa" w:w="1234"/>
           </w:tcPr>
           <w:p>
             <w:pPr>
@@ -1494,7 +1341,7 @@
         </w:tc>
         <w:tc>
           <w:tcPr>
-            <w:tcW w:type="dxa" w:w="1080"/>
+            <w:tcW w:type="dxa" w:w="1234"/>
           </w:tcPr>
           <w:p>
             <w:pPr>
@@ -1513,7 +1360,7 @@
         </w:tc>
         <w:tc>
           <w:tcPr>
-            <w:tcW w:type="dxa" w:w="1080"/>
+            <w:tcW w:type="dxa" w:w="1234"/>
           </w:tcPr>
           <w:p>
             <w:pPr>
@@ -1534,7 +1381,7 @@
       <w:tr>
         <w:tc>
           <w:tcPr>
-            <w:tcW w:type="dxa" w:w="1080"/>
+            <w:tcW w:type="dxa" w:w="1234"/>
           </w:tcPr>
           <w:p>
             <w:pPr>
@@ -1547,13 +1394,13 @@
                 <w:b w:val="0"/>
                 <w:sz w:val="16"/>
               </w:rPr>
-              <w:t>ResNet3D + XGBoost (Weighted)</w:t>
+              <w:t>ResNet3D + XGBoost (Pond.)</w:t>
             </w:r>
           </w:p>
         </w:tc>
         <w:tc>
           <w:tcPr>
-            <w:tcW w:type="dxa" w:w="1080"/>
+            <w:tcW w:type="dxa" w:w="1234"/>
           </w:tcPr>
           <w:p>
             <w:pPr>
@@ -1572,26 +1419,7 @@
         </w:tc>
         <w:tc>
           <w:tcPr>
-            <w:tcW w:type="dxa" w:w="1080"/>
-          </w:tcPr>
-          <w:p>
-            <w:pPr>
-              <w:jc w:val="center"/>
-            </w:pPr>
-            <w:r/>
-            <w:r>
-              <w:rPr>
-                <w:rFonts w:ascii="Calibri" w:hAnsi="Calibri"/>
-                <w:b w:val="0"/>
-                <w:sz w:val="16"/>
-              </w:rPr>
-              <w:t>5</w:t>
-            </w:r>
-          </w:p>
-        </w:tc>
-        <w:tc>
-          <w:tcPr>
-            <w:tcW w:type="dxa" w:w="1080"/>
+            <w:tcW w:type="dxa" w:w="1234"/>
           </w:tcPr>
           <w:p>
             <w:pPr>
@@ -1610,7 +1438,7 @@
         </w:tc>
         <w:tc>
           <w:tcPr>
-            <w:tcW w:type="dxa" w:w="1080"/>
+            <w:tcW w:type="dxa" w:w="1234"/>
           </w:tcPr>
           <w:p>
             <w:pPr>
@@ -1629,7 +1457,7 @@
         </w:tc>
         <w:tc>
           <w:tcPr>
-            <w:tcW w:type="dxa" w:w="1080"/>
+            <w:tcW w:type="dxa" w:w="1234"/>
           </w:tcPr>
           <w:p>
             <w:pPr>
@@ -1648,7 +1476,7 @@
         </w:tc>
         <w:tc>
           <w:tcPr>
-            <w:tcW w:type="dxa" w:w="1080"/>
+            <w:tcW w:type="dxa" w:w="1234"/>
           </w:tcPr>
           <w:p>
             <w:pPr>
@@ -1667,7 +1495,7 @@
         </w:tc>
         <w:tc>
           <w:tcPr>
-            <w:tcW w:type="dxa" w:w="1080"/>
+            <w:tcW w:type="dxa" w:w="1234"/>
           </w:tcPr>
           <w:p>
             <w:pPr>
@@ -1688,7 +1516,7 @@
       <w:tr>
         <w:tc>
           <w:tcPr>
-            <w:tcW w:type="dxa" w:w="1080"/>
+            <w:tcW w:type="dxa" w:w="1234"/>
           </w:tcPr>
           <w:p>
             <w:pPr>
@@ -1707,7 +1535,7 @@
         </w:tc>
         <w:tc>
           <w:tcPr>
-            <w:tcW w:type="dxa" w:w="1080"/>
+            <w:tcW w:type="dxa" w:w="1234"/>
           </w:tcPr>
           <w:p>
             <w:pPr>
@@ -1726,26 +1554,7 @@
         </w:tc>
         <w:tc>
           <w:tcPr>
-            <w:tcW w:type="dxa" w:w="1080"/>
-          </w:tcPr>
-          <w:p>
-            <w:pPr>
-              <w:jc w:val="center"/>
-            </w:pPr>
-            <w:r/>
-            <w:r>
-              <w:rPr>
-                <w:rFonts w:ascii="Calibri" w:hAnsi="Calibri"/>
-                <w:b w:val="0"/>
-                <w:sz w:val="16"/>
-              </w:rPr>
-              <w:t>5</w:t>
-            </w:r>
-          </w:p>
-        </w:tc>
-        <w:tc>
-          <w:tcPr>
-            <w:tcW w:type="dxa" w:w="1080"/>
+            <w:tcW w:type="dxa" w:w="1234"/>
           </w:tcPr>
           <w:p>
             <w:pPr>
@@ -1764,7 +1573,7 @@
         </w:tc>
         <w:tc>
           <w:tcPr>
-            <w:tcW w:type="dxa" w:w="1080"/>
+            <w:tcW w:type="dxa" w:w="1234"/>
           </w:tcPr>
           <w:p>
             <w:pPr>
@@ -1783,7 +1592,7 @@
         </w:tc>
         <w:tc>
           <w:tcPr>
-            <w:tcW w:type="dxa" w:w="1080"/>
+            <w:tcW w:type="dxa" w:w="1234"/>
           </w:tcPr>
           <w:p>
             <w:pPr>
@@ -1802,7 +1611,7 @@
         </w:tc>
         <w:tc>
           <w:tcPr>
-            <w:tcW w:type="dxa" w:w="1080"/>
+            <w:tcW w:type="dxa" w:w="1234"/>
           </w:tcPr>
           <w:p>
             <w:pPr>
@@ -1821,7 +1630,7 @@
         </w:tc>
         <w:tc>
           <w:tcPr>
-            <w:tcW w:type="dxa" w:w="1080"/>
+            <w:tcW w:type="dxa" w:w="1234"/>
           </w:tcPr>
           <w:p>
             <w:pPr>
@@ -1842,7 +1651,7 @@
       <w:tr>
         <w:tc>
           <w:tcPr>
-            <w:tcW w:type="dxa" w:w="1080"/>
+            <w:tcW w:type="dxa" w:w="1234"/>
           </w:tcPr>
           <w:p>
             <w:pPr>
@@ -1855,13 +1664,13 @@
                 <w:b w:val="0"/>
                 <w:sz w:val="16"/>
               </w:rPr>
-              <w:t>ResNet3D + MLP (Avg)</w:t>
+              <w:t>ResNet3D + MLP (Moy.) (1 seed)*</w:t>
             </w:r>
           </w:p>
         </w:tc>
         <w:tc>
           <w:tcPr>
-            <w:tcW w:type="dxa" w:w="1080"/>
+            <w:tcW w:type="dxa" w:w="1234"/>
           </w:tcPr>
           <w:p>
             <w:pPr>
@@ -1880,7 +1689,7 @@
         </w:tc>
         <w:tc>
           <w:tcPr>
-            <w:tcW w:type="dxa" w:w="1080"/>
+            <w:tcW w:type="dxa" w:w="1234"/>
           </w:tcPr>
           <w:p>
             <w:pPr>
@@ -1893,13 +1702,13 @@
                 <w:b w:val="0"/>
                 <w:sz w:val="16"/>
               </w:rPr>
-              <w:t>1</w:t>
+              <w:t>88.6*</w:t>
             </w:r>
           </w:p>
         </w:tc>
         <w:tc>
           <w:tcPr>
-            <w:tcW w:type="dxa" w:w="1080"/>
+            <w:tcW w:type="dxa" w:w="1234"/>
           </w:tcPr>
           <w:p>
             <w:pPr>
@@ -1912,13 +1721,13 @@
                 <w:b w:val="0"/>
                 <w:sz w:val="16"/>
               </w:rPr>
-              <w:t>88.6</w:t>
+              <w:t>84.1*</w:t>
             </w:r>
           </w:p>
         </w:tc>
         <w:tc>
           <w:tcPr>
-            <w:tcW w:type="dxa" w:w="1080"/>
+            <w:tcW w:type="dxa" w:w="1234"/>
           </w:tcPr>
           <w:p>
             <w:pPr>
@@ -1931,13 +1740,13 @@
                 <w:b w:val="0"/>
                 <w:sz w:val="16"/>
               </w:rPr>
-              <w:t>84.1</w:t>
+              <w:t>76.3*</w:t>
             </w:r>
           </w:p>
         </w:tc>
         <w:tc>
           <w:tcPr>
-            <w:tcW w:type="dxa" w:w="1080"/>
+            <w:tcW w:type="dxa" w:w="1234"/>
           </w:tcPr>
           <w:p>
             <w:pPr>
@@ -1950,13 +1759,13 @@
                 <w:b w:val="0"/>
                 <w:sz w:val="16"/>
               </w:rPr>
-              <w:t>76.3</w:t>
+              <w:t>92.0*</w:t>
             </w:r>
           </w:p>
         </w:tc>
         <w:tc>
           <w:tcPr>
-            <w:tcW w:type="dxa" w:w="1080"/>
+            <w:tcW w:type="dxa" w:w="1234"/>
           </w:tcPr>
           <w:p>
             <w:pPr>
@@ -1969,13 +1778,15 @@
                 <w:b w:val="0"/>
                 <w:sz w:val="16"/>
               </w:rPr>
-              <w:t>92.0</w:t>
+              <w:t>0.941*</w:t>
             </w:r>
           </w:p>
         </w:tc>
+      </w:tr>
+      <w:tr>
         <w:tc>
           <w:tcPr>
-            <w:tcW w:type="dxa" w:w="1080"/>
+            <w:tcW w:type="dxa" w:w="1234"/>
           </w:tcPr>
           <w:p>
             <w:pPr>
@@ -1988,34 +1799,13 @@
                 <w:b w:val="0"/>
                 <w:sz w:val="16"/>
               </w:rPr>
-              <w:t>0.941</w:t>
-            </w:r>
-          </w:p>
-        </w:tc>
-      </w:tr>
-      <w:tr>
-        <w:tc>
-          <w:tcPr>
-            <w:tcW w:type="dxa" w:w="1080"/>
-          </w:tcPr>
-          <w:p>
-            <w:pPr>
-              <w:jc w:val="center"/>
-            </w:pPr>
-            <w:r/>
-            <w:r>
-              <w:rPr>
-                <w:rFonts w:ascii="Calibri" w:hAnsi="Calibri"/>
-                <w:b w:val="0"/>
-                <w:sz w:val="16"/>
-              </w:rPr>
-              <w:t>ResNet3D + MLP (Weighted)</w:t>
+              <w:t>ResNet3D + MLP (Pond.) (1 seed)*</w:t>
             </w:r>
           </w:p>
         </w:tc>
         <w:tc>
           <w:tcPr>
-            <w:tcW w:type="dxa" w:w="1080"/>
+            <w:tcW w:type="dxa" w:w="1234"/>
           </w:tcPr>
           <w:p>
             <w:pPr>
@@ -2034,7 +1824,7 @@
         </w:tc>
         <w:tc>
           <w:tcPr>
-            <w:tcW w:type="dxa" w:w="1080"/>
+            <w:tcW w:type="dxa" w:w="1234"/>
           </w:tcPr>
           <w:p>
             <w:pPr>
@@ -2047,13 +1837,13 @@
                 <w:b w:val="0"/>
                 <w:sz w:val="16"/>
               </w:rPr>
-              <w:t>1</w:t>
+              <w:t>89.3*</w:t>
             </w:r>
           </w:p>
         </w:tc>
         <w:tc>
           <w:tcPr>
-            <w:tcW w:type="dxa" w:w="1080"/>
+            <w:tcW w:type="dxa" w:w="1234"/>
           </w:tcPr>
           <w:p>
             <w:pPr>
@@ -2066,13 +1856,13 @@
                 <w:b w:val="0"/>
                 <w:sz w:val="16"/>
               </w:rPr>
-              <w:t>89.3</w:t>
+              <w:t>88.6*</w:t>
             </w:r>
           </w:p>
         </w:tc>
         <w:tc>
           <w:tcPr>
-            <w:tcW w:type="dxa" w:w="1080"/>
+            <w:tcW w:type="dxa" w:w="1234"/>
           </w:tcPr>
           <w:p>
             <w:pPr>
@@ -2085,32 +1875,13 @@
                 <w:b w:val="0"/>
                 <w:sz w:val="16"/>
               </w:rPr>
-              <w:t>88.6</w:t>
+              <w:t>87.4*</w:t>
             </w:r>
           </w:p>
         </w:tc>
         <w:tc>
           <w:tcPr>
-            <w:tcW w:type="dxa" w:w="1080"/>
-          </w:tcPr>
-          <w:p>
-            <w:pPr>
-              <w:jc w:val="center"/>
-            </w:pPr>
-            <w:r/>
-            <w:r>
-              <w:rPr>
-                <w:rFonts w:ascii="Calibri" w:hAnsi="Calibri"/>
-                <w:b/>
-                <w:sz w:val="16"/>
-              </w:rPr>
-              <w:t>87.4</w:t>
-            </w:r>
-          </w:p>
-        </w:tc>
-        <w:tc>
-          <w:tcPr>
-            <w:tcW w:type="dxa" w:w="1080"/>
+            <w:tcW w:type="dxa" w:w="1234"/>
           </w:tcPr>
           <w:p>
             <w:pPr>
@@ -2123,13 +1894,13 @@
                 <w:b w:val="0"/>
                 <w:sz w:val="16"/>
               </w:rPr>
-              <w:t>89.9</w:t>
+              <w:t>89.9*</w:t>
             </w:r>
           </w:p>
         </w:tc>
         <w:tc>
           <w:tcPr>
-            <w:tcW w:type="dxa" w:w="1080"/>
+            <w:tcW w:type="dxa" w:w="1234"/>
           </w:tcPr>
           <w:p>
             <w:pPr>
@@ -2142,7 +1913,7 @@
                 <w:b w:val="0"/>
                 <w:sz w:val="16"/>
               </w:rPr>
-              <w:t>0.948</w:t>
+              <w:t>0.948*</w:t>
             </w:r>
           </w:p>
         </w:tc>
@@ -2150,7 +1921,7 @@
       <w:tr>
         <w:tc>
           <w:tcPr>
-            <w:tcW w:type="dxa" w:w="1080"/>
+            <w:tcW w:type="dxa" w:w="1234"/>
           </w:tcPr>
           <w:p>
             <w:pPr>
@@ -2163,13 +1934,13 @@
                 <w:b w:val="0"/>
                 <w:sz w:val="16"/>
               </w:rPr>
-              <w:t>ResNet3D + MLP (Stacking)</w:t>
+              <w:t>ResNet3D + MLP (Stacking) (1 seed)*</w:t>
             </w:r>
           </w:p>
         </w:tc>
         <w:tc>
           <w:tcPr>
-            <w:tcW w:type="dxa" w:w="1080"/>
+            <w:tcW w:type="dxa" w:w="1234"/>
           </w:tcPr>
           <w:p>
             <w:pPr>
@@ -2188,7 +1959,7 @@
         </w:tc>
         <w:tc>
           <w:tcPr>
-            <w:tcW w:type="dxa" w:w="1080"/>
+            <w:tcW w:type="dxa" w:w="1234"/>
           </w:tcPr>
           <w:p>
             <w:pPr>
@@ -2201,13 +1972,13 @@
                 <w:b w:val="0"/>
                 <w:sz w:val="16"/>
               </w:rPr>
-              <w:t>1</w:t>
+              <w:t>87.3*</w:t>
             </w:r>
           </w:p>
         </w:tc>
         <w:tc>
           <w:tcPr>
-            <w:tcW w:type="dxa" w:w="1080"/>
+            <w:tcW w:type="dxa" w:w="1234"/>
           </w:tcPr>
           <w:p>
             <w:pPr>
@@ -2220,13 +1991,13 @@
                 <w:b w:val="0"/>
                 <w:sz w:val="16"/>
               </w:rPr>
-              <w:t>87.3</w:t>
+              <w:t>80.4*</w:t>
             </w:r>
           </w:p>
         </w:tc>
         <w:tc>
           <w:tcPr>
-            <w:tcW w:type="dxa" w:w="1080"/>
+            <w:tcW w:type="dxa" w:w="1234"/>
           </w:tcPr>
           <w:p>
             <w:pPr>
@@ -2239,13 +2010,13 @@
                 <w:b w:val="0"/>
                 <w:sz w:val="16"/>
               </w:rPr>
-              <w:t>80.4</w:t>
+              <w:t>68.2*</w:t>
             </w:r>
           </w:p>
         </w:tc>
         <w:tc>
           <w:tcPr>
-            <w:tcW w:type="dxa" w:w="1080"/>
+            <w:tcW w:type="dxa" w:w="1234"/>
           </w:tcPr>
           <w:p>
             <w:pPr>
@@ -2258,13 +2029,13 @@
                 <w:b w:val="0"/>
                 <w:sz w:val="16"/>
               </w:rPr>
-              <w:t>68.2</w:t>
+              <w:t>92.6*</w:t>
             </w:r>
           </w:p>
         </w:tc>
         <w:tc>
           <w:tcPr>
-            <w:tcW w:type="dxa" w:w="1080"/>
+            <w:tcW w:type="dxa" w:w="1234"/>
           </w:tcPr>
           <w:p>
             <w:pPr>
@@ -2277,26 +2048,7 @@
                 <w:b w:val="0"/>
                 <w:sz w:val="16"/>
               </w:rPr>
-              <w:t>92.6</w:t>
-            </w:r>
-          </w:p>
-        </w:tc>
-        <w:tc>
-          <w:tcPr>
-            <w:tcW w:type="dxa" w:w="1080"/>
-          </w:tcPr>
-          <w:p>
-            <w:pPr>
-              <w:jc w:val="center"/>
-            </w:pPr>
-            <w:r/>
-            <w:r>
-              <w:rPr>
-                <w:rFonts w:ascii="Calibri" w:hAnsi="Calibri"/>
-                <w:b w:val="0"/>
-                <w:sz w:val="16"/>
-              </w:rPr>
-              <w:t>0.926</w:t>
+              <w:t>0.926*</w:t>
             </w:r>
           </w:p>
         </w:tc>
@@ -2307,12 +2059,12 @@
         <w:pStyle w:val="Heading2"/>
       </w:pPr>
       <w:r>
-        <w:t>DeLong Test</w:t>
+        <w:t>Test de DeLong</w:t>
       </w:r>
     </w:p>
     <w:p>
       <w:r>
-        <w:t>Pairwise DeLong test on mean probabilities. Methods with a single seed are marked N/A as the comparison is not reliable without repeated runs.</w:t>
+        <w:t>Test de DeLong par paires sur les probabilités moyennées. Les méthodes avec un seul seed sont marquées N/A car la comparaison n'est pas fiable sans exécutions répétées.</w:t>
       </w:r>
     </w:p>
     <w:p>
@@ -2356,7 +2108,7 @@
         <w:pStyle w:val="Heading2"/>
       </w:pPr>
       <w:r>
-        <w:t>Confusion Matrices</w:t>
+        <w:t>Matrices de confusion</w:t>
       </w:r>
     </w:p>
     <w:p>
@@ -2400,7 +2152,7 @@
         <w:pStyle w:val="Heading2"/>
       </w:pPr>
       <w:r>
-        <w:t>Training Details</w:t>
+        <w:t>Détails d'entraînement</w:t>
       </w:r>
     </w:p>
     <w:tbl>
@@ -2429,7 +2181,7 @@
                 <w:b/>
                 <w:sz w:val="16"/>
               </w:rPr>
-              <w:t>ResNet3D backbone</w:t>
+              <w:t>Backbone ResNet3D</w:t>
             </w:r>
           </w:p>
         </w:tc>
@@ -2448,7 +2200,7 @@
                 <w:b w:val="0"/>
                 <w:sz w:val="16"/>
               </w:rPr>
-              <w:t>MONAI ResNet50, MedicalNet pretrained (23 datasets)</w:t>
+              <w:t>MONAI ResNet50, pré-entraîné MedicalNet (23 jeux de données)</w:t>
             </w:r>
           </w:p>
         </w:tc>
@@ -2488,7 +2240,7 @@
                 <w:b w:val="0"/>
                 <w:sz w:val="16"/>
               </w:rPr>
-              <w:t>30 epochs, frozen 3 first epochs, differential LR (backbone 10x lower)</w:t>
+              <w:t>30 époques, gelé 3 premières époques, LR différentiel (backbone 10x plus faible)</w:t>
             </w:r>
           </w:p>
         </w:tc>
@@ -2509,7 +2261,7 @@
                 <w:b/>
                 <w:sz w:val="16"/>
               </w:rPr>
-              <w:t>Mixed precision</w:t>
+              <w:t>Précision mixte</w:t>
             </w:r>
           </w:p>
         </w:tc>
@@ -2528,7 +2280,7 @@
                 <w:b w:val="0"/>
                 <w:sz w:val="16"/>
               </w:rPr>
-              <w:t>AMP enabled, gradient accumulation (2 steps, effective batch=4)</w:t>
+              <w:t>AMP activé, accumulation de gradient (2 étapes, batch effectif=4)</w:t>
             </w:r>
           </w:p>
         </w:tc>
@@ -2549,7 +2301,7 @@
                 <w:b/>
                 <w:sz w:val="16"/>
               </w:rPr>
-              <w:t>MLP tabular</w:t>
+              <w:t>MLP tabulaire</w:t>
             </w:r>
           </w:p>
         </w:tc>
@@ -2568,7 +2320,7 @@
                 <w:b w:val="0"/>
                 <w:sz w:val="16"/>
               </w:rPr>
-              <w:t>LayerNorm, hidden dims [128, 64, 32], dropout=0.3, 100 epochs</w:t>
+              <w:t>LayerNorm, couches cachées [128, 64, 32], dropout=0.3, 100 époques</w:t>
             </w:r>
           </w:p>
         </w:tc>
@@ -2589,7 +2341,7 @@
                 <w:b/>
                 <w:sz w:val="16"/>
               </w:rPr>
-              <w:t>XGBoost tabular</w:t>
+              <w:t>XGBoost tabulaire</w:t>
             </w:r>
           </w:p>
         </w:tc>
@@ -2629,7 +2381,7 @@
                 <w:b/>
                 <w:sz w:val="16"/>
               </w:rPr>
-              <w:t>Class imbalance</w:t>
+              <w:t>Déséquilibre de classes</w:t>
             </w:r>
           </w:p>
         </w:tc>
@@ -2648,7 +2400,7 @@
                 <w:b w:val="0"/>
                 <w:sz w:val="16"/>
               </w:rPr>
-              <w:t>Weighted CrossEntropyLoss (78% CN / 22% AD)</w:t>
+              <w:t>CrossEntropyLoss pondérée (78% CN / 22% MA)</w:t>
             </w:r>
           </w:p>
         </w:tc>
@@ -2688,7 +2440,7 @@
                 <w:b w:val="0"/>
                 <w:sz w:val="16"/>
               </w:rPr>
-              <w:t>Patience=20, min_epochs=30, monitored: balanced accuracy</w:t>
+              <w:t>Patience=20, min_epochs=30, moniteur : balanced accuracy</w:t>
             </w:r>
           </w:p>
         </w:tc>
@@ -2709,7 +2461,7 @@
                 <w:b/>
                 <w:sz w:val="16"/>
               </w:rPr>
-              <w:t>Optimizer</w:t>
+              <w:t>Optimiseur</w:t>
             </w:r>
           </w:p>
         </w:tc>
@@ -2728,7 +2480,47 @@
                 <w:b w:val="0"/>
                 <w:sz w:val="16"/>
               </w:rPr>
-              <w:t>AdamW with cosine annealing + warmup (5 epochs)</w:t>
+              <w:t>AdamW avec cosine annealing + warmup (5 époques)</w:t>
+            </w:r>
+          </w:p>
+        </w:tc>
+      </w:tr>
+      <w:tr>
+        <w:tc>
+          <w:tcPr>
+            <w:tcW w:type="dxa" w:w="4320"/>
+          </w:tcPr>
+          <w:p>
+            <w:pPr>
+              <w:jc w:val="center"/>
+            </w:pPr>
+            <w:r/>
+            <w:r>
+              <w:rPr>
+                <w:rFonts w:ascii="Calibri" w:hAnsi="Calibri"/>
+                <w:b/>
+                <w:sz w:val="16"/>
+              </w:rPr>
+              <w:t>Seeds</w:t>
+            </w:r>
+          </w:p>
+        </w:tc>
+        <w:tc>
+          <w:tcPr>
+            <w:tcW w:type="dxa" w:w="4320"/>
+          </w:tcPr>
+          <w:p>
+            <w:pPr>
+              <w:jc w:val="center"/>
+            </w:pPr>
+            <w:r/>
+            <w:r>
+              <w:rPr>
+                <w:rFonts w:ascii="Calibri" w:hAnsi="Calibri"/>
+                <w:b w:val="0"/>
+                <w:sz w:val="16"/>
+              </w:rPr>
+              <w:t>5 seeds par méthode (entraînement en cours pour certaines)</w:t>
             </w:r>
           </w:p>
         </w:tc>

--- a/experiments/report_multi_seed/resnet3d_fusion_report_multi_seed.docx
+++ b/experiments/report_multi_seed/resnet3d_fusion_report_multi_seed.docx
@@ -564,141 +564,6 @@
                 <w:sz w:val="16"/>
               </w:rPr>
               <w:t>0.901 ± 0.009</w:t>
-            </w:r>
-          </w:p>
-        </w:tc>
-      </w:tr>
-      <w:tr>
-        <w:tc>
-          <w:tcPr>
-            <w:tcW w:type="dxa" w:w="1234"/>
-          </w:tcPr>
-          <w:p>
-            <w:pPr>
-              <w:jc w:val="center"/>
-            </w:pPr>
-            <w:r/>
-            <w:r>
-              <w:rPr>
-                <w:rFonts w:ascii="Calibri" w:hAnsi="Calibri"/>
-                <w:b w:val="0"/>
-                <w:sz w:val="16"/>
-              </w:rPr>
-              <w:t>IRM seule (ResNet3D) (1 seed)*</w:t>
-            </w:r>
-          </w:p>
-        </w:tc>
-        <w:tc>
-          <w:tcPr>
-            <w:tcW w:type="dxa" w:w="1234"/>
-          </w:tcPr>
-          <w:p>
-            <w:pPr>
-              <w:jc w:val="center"/>
-            </w:pPr>
-            <w:r/>
-            <w:r>
-              <w:rPr>
-                <w:rFonts w:ascii="Calibri" w:hAnsi="Calibri"/>
-                <w:b w:val="0"/>
-                <w:sz w:val="16"/>
-              </w:rPr>
-              <w:t>—</w:t>
-            </w:r>
-          </w:p>
-        </w:tc>
-        <w:tc>
-          <w:tcPr>
-            <w:tcW w:type="dxa" w:w="1234"/>
-          </w:tcPr>
-          <w:p>
-            <w:pPr>
-              <w:jc w:val="center"/>
-            </w:pPr>
-            <w:r/>
-            <w:r>
-              <w:rPr>
-                <w:rFonts w:ascii="Calibri" w:hAnsi="Calibri"/>
-                <w:b w:val="0"/>
-                <w:sz w:val="16"/>
-              </w:rPr>
-              <w:t>86.3*</w:t>
-            </w:r>
-          </w:p>
-        </w:tc>
-        <w:tc>
-          <w:tcPr>
-            <w:tcW w:type="dxa" w:w="1234"/>
-          </w:tcPr>
-          <w:p>
-            <w:pPr>
-              <w:jc w:val="center"/>
-            </w:pPr>
-            <w:r/>
-            <w:r>
-              <w:rPr>
-                <w:rFonts w:ascii="Calibri" w:hAnsi="Calibri"/>
-                <w:b w:val="0"/>
-                <w:sz w:val="16"/>
-              </w:rPr>
-              <w:t>80.5*</w:t>
-            </w:r>
-          </w:p>
-        </w:tc>
-        <w:tc>
-          <w:tcPr>
-            <w:tcW w:type="dxa" w:w="1234"/>
-          </w:tcPr>
-          <w:p>
-            <w:pPr>
-              <w:jc w:val="center"/>
-            </w:pPr>
-            <w:r/>
-            <w:r>
-              <w:rPr>
-                <w:rFonts w:ascii="Calibri" w:hAnsi="Calibri"/>
-                <w:b w:val="0"/>
-                <w:sz w:val="16"/>
-              </w:rPr>
-              <w:t>70.2*</w:t>
-            </w:r>
-          </w:p>
-        </w:tc>
-        <w:tc>
-          <w:tcPr>
-            <w:tcW w:type="dxa" w:w="1234"/>
-          </w:tcPr>
-          <w:p>
-            <w:pPr>
-              <w:jc w:val="center"/>
-            </w:pPr>
-            <w:r/>
-            <w:r>
-              <w:rPr>
-                <w:rFonts w:ascii="Calibri" w:hAnsi="Calibri"/>
-                <w:b w:val="0"/>
-                <w:sz w:val="16"/>
-              </w:rPr>
-              <w:t>90.7*</w:t>
-            </w:r>
-          </w:p>
-        </w:tc>
-        <w:tc>
-          <w:tcPr>
-            <w:tcW w:type="dxa" w:w="1234"/>
-          </w:tcPr>
-          <w:p>
-            <w:pPr>
-              <w:jc w:val="center"/>
-            </w:pPr>
-            <w:r/>
-            <w:r>
-              <w:rPr>
-                <w:rFonts w:ascii="Calibri" w:hAnsi="Calibri"/>
-                <w:b w:val="0"/>
-                <w:sz w:val="16"/>
-              </w:rPr>
-              <w:t>0.887*</w:t>
             </w:r>
           </w:p>
         </w:tc>
@@ -2071,7 +1936,7 @@
       <w:r>
         <w:drawing>
           <wp:inline xmlns:a="http://schemas.openxmlformats.org/drawingml/2006/main" xmlns:pic="http://schemas.openxmlformats.org/drawingml/2006/picture">
-            <wp:extent cx="5029200" cy="4368911"/>
+            <wp:extent cx="5029200" cy="4377144"/>
             <wp:docPr id="3" name="Picture 3"/>
             <wp:cNvGraphicFramePr>
               <a:graphicFrameLocks noChangeAspect="1"/>
@@ -2092,7 +1957,7 @@
                   <pic:spPr>
                     <a:xfrm>
                       <a:off x="0" y="0"/>
-                      <a:ext cx="5029200" cy="4368911"/>
+                      <a:ext cx="5029200" cy="4377144"/>
                     </a:xfrm>
                     <a:prstGeom prst="rect"/>
                   </pic:spPr>

--- a/experiments/report_multi_seed/resnet3d_fusion_report_multi_seed.docx
+++ b/experiments/report_multi_seed/resnet3d_fusion_report_multi_seed.docx
@@ -1027,7 +1027,7 @@
                 <w:b w:val="0"/>
                 <w:sz w:val="16"/>
               </w:rPr>
-              <w:t>89.8 ± 1.2</w:t>
+              <w:t>89.6 ± 1.2</w:t>
             </w:r>
           </w:p>
         </w:tc>
@@ -1046,7 +1046,7 @@
                 <w:b w:val="0"/>
                 <w:sz w:val="16"/>
               </w:rPr>
-              <w:t>85.4 ± 1.8</w:t>
+              <w:t>85.3 ± 2.1</w:t>
             </w:r>
           </w:p>
         </w:tc>
@@ -1065,7 +1065,7 @@
                 <w:b w:val="0"/>
                 <w:sz w:val="16"/>
               </w:rPr>
-              <w:t>77.4 ± 3.0</w:t>
+              <w:t>77.7 ± 3.6</w:t>
             </w:r>
           </w:p>
         </w:tc>
@@ -1084,7 +1084,7 @@
                 <w:b w:val="0"/>
                 <w:sz w:val="16"/>
               </w:rPr>
-              <w:t>93.3 ± 1.0</w:t>
+              <w:t>92.9 ± 0.6</w:t>
             </w:r>
           </w:p>
         </w:tc>
@@ -1103,7 +1103,7 @@
                 <w:b w:val="0"/>
                 <w:sz w:val="16"/>
               </w:rPr>
-              <w:t>0.934 ± 0.013</w:t>
+              <w:t>0.931 ± 0.016</w:t>
             </w:r>
           </w:p>
         </w:tc>
@@ -1936,7 +1936,7 @@
       <w:r>
         <w:drawing>
           <wp:inline xmlns:a="http://schemas.openxmlformats.org/drawingml/2006/main" xmlns:pic="http://schemas.openxmlformats.org/drawingml/2006/picture">
-            <wp:extent cx="5029200" cy="4377144"/>
+            <wp:extent cx="5029200" cy="4550550"/>
             <wp:docPr id="3" name="Picture 3"/>
             <wp:cNvGraphicFramePr>
               <a:graphicFrameLocks noChangeAspect="1"/>
@@ -1957,7 +1957,7 @@
                   <pic:spPr>
                     <a:xfrm>
                       <a:off x="0" y="0"/>
-                      <a:ext cx="5029200" cy="4377144"/>
+                      <a:ext cx="5029200" cy="4550550"/>
                     </a:xfrm>
                     <a:prstGeom prst="rect"/>
                   </pic:spPr>

--- a/experiments/report_multi_seed/resnet3d_fusion_report_multi_seed.docx
+++ b/experiments/report_multi_seed/resnet3d_fusion_report_multi_seed.docx
@@ -279,7 +279,7 @@
     </w:p>
     <w:p>
       <w:r>
-        <w:t>Tableau : Résultats sur l'ensemble de test pour toutes les méthodes de fusion multimodale ResNet3D (moyenne ± écart-type sur 5 seeds). Les valeurs en gras indiquent la meilleure performance par métrique. Les méthodes marquées d'un * n'ont qu'un seul seed (entraînement en cours).</w:t>
+        <w:t>Tableau : Résultats sur l'ensemble de test pour toutes les méthodes de fusion multimodale ResNet3D (moyenne ± écart-type sur 5 seeds). L'AUC est calculée sur les probabilités moyennées (ensemble), ce qui correspond aux valeurs du test de DeLong. Les valeurs en gras indiquent la meilleure performance par métrique. Les méthodes marquées d'un * n'ont qu'un seul seed (entraînement en cours).</w:t>
       </w:r>
     </w:p>
     <w:tbl>
@@ -563,7 +563,7 @@
                 <w:b w:val="0"/>
                 <w:sz w:val="16"/>
               </w:rPr>
-              <w:t>0.901 ± 0.009</w:t>
+              <w:t>0.914</w:t>
             </w:r>
           </w:p>
         </w:tc>
@@ -698,7 +698,7 @@
                 <w:b w:val="0"/>
                 <w:sz w:val="16"/>
               </w:rPr>
-              <w:t>0.937 ± 0.002</w:t>
+              <w:t>0.939</w:t>
             </w:r>
           </w:p>
         </w:tc>
@@ -833,7 +833,7 @@
                 <w:b w:val="0"/>
                 <w:sz w:val="16"/>
               </w:rPr>
-              <w:t>0.932*</w:t>
+              <w:t>0.932</w:t>
             </w:r>
           </w:p>
         </w:tc>
@@ -965,10 +965,10 @@
             <w:r>
               <w:rPr>
                 <w:rFonts w:ascii="Calibri" w:hAnsi="Calibri"/>
-                <w:b w:val="0"/>
+                <w:b/>
                 <w:sz w:val="16"/>
               </w:rPr>
-              <w:t>0.946 ± 0.005</w:t>
+              <w:t>0.954</w:t>
             </w:r>
           </w:p>
         </w:tc>
@@ -1103,7 +1103,7 @@
                 <w:b w:val="0"/>
                 <w:sz w:val="16"/>
               </w:rPr>
-              <w:t>0.931 ± 0.016</w:t>
+              <w:t>0.943</w:t>
             </w:r>
           </w:p>
         </w:tc>
@@ -1238,7 +1238,7 @@
                 <w:b w:val="0"/>
                 <w:sz w:val="16"/>
               </w:rPr>
-              <w:t>0.946 ± 0.002</w:t>
+              <w:t>0.950</w:t>
             </w:r>
           </w:p>
         </w:tc>
@@ -1370,10 +1370,10 @@
             <w:r>
               <w:rPr>
                 <w:rFonts w:ascii="Calibri" w:hAnsi="Calibri"/>
-                <w:b/>
+                <w:b w:val="0"/>
                 <w:sz w:val="16"/>
               </w:rPr>
-              <w:t>0.949 ± 0.002</w:t>
+              <w:t>0.952</w:t>
             </w:r>
           </w:p>
         </w:tc>
@@ -1508,7 +1508,7 @@
                 <w:b w:val="0"/>
                 <w:sz w:val="16"/>
               </w:rPr>
-              <w:t>0.949 ± 0.001</w:t>
+              <w:t>0.952</w:t>
             </w:r>
           </w:p>
         </w:tc>
@@ -1643,7 +1643,7 @@
                 <w:b w:val="0"/>
                 <w:sz w:val="16"/>
               </w:rPr>
-              <w:t>0.941*</w:t>
+              <w:t>0.941</w:t>
             </w:r>
           </w:p>
         </w:tc>
@@ -1778,7 +1778,7 @@
                 <w:b w:val="0"/>
                 <w:sz w:val="16"/>
               </w:rPr>
-              <w:t>0.948*</w:t>
+              <w:t>0.948</w:t>
             </w:r>
           </w:p>
         </w:tc>
@@ -1913,7 +1913,7 @@
                 <w:b w:val="0"/>
                 <w:sz w:val="16"/>
               </w:rPr>
-              <w:t>0.926*</w:t>
+              <w:t>0.926</w:t>
             </w:r>
           </w:p>
         </w:tc>

--- a/experiments/report_multi_seed/resnet3d_fusion_report_multi_seed.docx
+++ b/experiments/report_multi_seed/resnet3d_fusion_report_multi_seed.docx
@@ -563,7 +563,7 @@
                 <w:b w:val="0"/>
                 <w:sz w:val="16"/>
               </w:rPr>
-              <w:t>0.914</w:t>
+              <w:t>0.914 ± 0.009</w:t>
             </w:r>
           </w:p>
         </w:tc>
@@ -698,7 +698,7 @@
                 <w:b w:val="0"/>
                 <w:sz w:val="16"/>
               </w:rPr>
-              <w:t>0.939</w:t>
+              <w:t>0.939 ± 0.002</w:t>
             </w:r>
           </w:p>
         </w:tc>
@@ -833,7 +833,7 @@
                 <w:b w:val="0"/>
                 <w:sz w:val="16"/>
               </w:rPr>
-              <w:t>0.932</w:t>
+              <w:t>0.932*</w:t>
             </w:r>
           </w:p>
         </w:tc>
@@ -968,7 +968,7 @@
                 <w:b/>
                 <w:sz w:val="16"/>
               </w:rPr>
-              <w:t>0.954</w:t>
+              <w:t>0.954 ± 0.005</w:t>
             </w:r>
           </w:p>
         </w:tc>
@@ -1103,7 +1103,7 @@
                 <w:b w:val="0"/>
                 <w:sz w:val="16"/>
               </w:rPr>
-              <w:t>0.943</w:t>
+              <w:t>0.943 ± 0.016</w:t>
             </w:r>
           </w:p>
         </w:tc>
@@ -1238,7 +1238,7 @@
                 <w:b w:val="0"/>
                 <w:sz w:val="16"/>
               </w:rPr>
-              <w:t>0.950</w:t>
+              <w:t>0.950 ± 0.002</w:t>
             </w:r>
           </w:p>
         </w:tc>
@@ -1373,7 +1373,7 @@
                 <w:b w:val="0"/>
                 <w:sz w:val="16"/>
               </w:rPr>
-              <w:t>0.952</w:t>
+              <w:t>0.952 ± 0.002</w:t>
             </w:r>
           </w:p>
         </w:tc>
@@ -1508,7 +1508,7 @@
                 <w:b w:val="0"/>
                 <w:sz w:val="16"/>
               </w:rPr>
-              <w:t>0.952</w:t>
+              <w:t>0.952 ± 0.001</w:t>
             </w:r>
           </w:p>
         </w:tc>
@@ -1643,7 +1643,7 @@
                 <w:b w:val="0"/>
                 <w:sz w:val="16"/>
               </w:rPr>
-              <w:t>0.941</w:t>
+              <w:t>0.941*</w:t>
             </w:r>
           </w:p>
         </w:tc>
@@ -1778,7 +1778,7 @@
                 <w:b w:val="0"/>
                 <w:sz w:val="16"/>
               </w:rPr>
-              <w:t>0.948</w:t>
+              <w:t>0.948*</w:t>
             </w:r>
           </w:p>
         </w:tc>
@@ -1913,7 +1913,7 @@
                 <w:b w:val="0"/>
                 <w:sz w:val="16"/>
               </w:rPr>
-              <w:t>0.926</w:t>
+              <w:t>0.926*</w:t>
             </w:r>
           </w:p>
         </w:tc>

--- a/experiments/report_multi_seed/resnet3d_fusion_report_multi_seed.docx
+++ b/experiments/report_multi_seed/resnet3d_fusion_report_multi_seed.docx
@@ -1929,7 +1929,7 @@
     </w:p>
     <w:p>
       <w:r>
-        <w:t>Test de DeLong par paires sur les probabilités moyennées. Les méthodes avec un seul seed sont marquées N/A car la comparaison n'est pas fiable sans exécutions répétées.</w:t>
+        <w:t>Test de DeLong par paires sur les probabilités moyennées (AUC ensemble). Les méthodes avec un seul seed sont indiquées par « 1 seed ».</w:t>
       </w:r>
     </w:p>
     <w:p>
